--- a/Job Hunt 2026/2026-08-11 - Rico Roofing - Experienced Roofing Sales Representative/Joshua_Chappell_CoverLetter_RicoRoofing.docx
+++ b/Job Hunt 2026/2026-08-11 - Rico Roofing - Experienced Roofing Sales Representative/Joshua_Chappell_CoverLetter_RicoRoofing.docx
@@ -25,9 +25,9 @@
           <w:sz w:val="19"/>
           <w:szCs w:val="19"/>
         </w:rPr>
-        <w:t xml:space="preserve">Mesa, AZ  •  480-586-7959  •  </w:t>
-      </w:r>
-      <w:hyperlink w:history="1" r:id="rIdsacpgvd6lm-thbxuhrxqb">
+        <w:t xml:space="preserve">Mesa, AZ • 480-586-7959 • </w:t>
+      </w:r>
+      <w:hyperlink w:history="1" r:id="rId0tisxrpfqlaraufddkicz">
         <w:r>
           <w:rPr>
             <w:rFonts w:ascii="Calibri" w:cs="Calibri" w:eastAsia="Calibri" w:hAnsi="Calibri"/>
@@ -45,9 +45,9 @@
           <w:sz w:val="19"/>
           <w:szCs w:val="19"/>
         </w:rPr>
-        <w:t xml:space="preserve">  •  </w:t>
-      </w:r>
-      <w:hyperlink w:history="1" r:id="rId3xfsezv5bahjqmhpr3mmt">
+        <w:t xml:space="preserve"> • </w:t>
+      </w:r>
+      <w:hyperlink w:history="1" r:id="rIdw1ghc-rvmwcimy1yuaylq">
         <w:r>
           <w:rPr>
             <w:rFonts w:ascii="Calibri" w:cs="Calibri" w:eastAsia="Calibri" w:hAnsi="Calibri"/>
